--- a/public/plantilla_ingreso.docx
+++ b/public/plantilla_ingreso.docx
@@ -4,1322 +4,15 @@
   <w:body>
     <w:p>
       <w:pPr>
-        <w:spacing w:line="276" w:lineRule="auto"/>
-        <w:jc w:val="both"/>
-        <w:rPr>
-          <w:rFonts w:ascii="Gotham Book" w:hAnsi="Gotham Book"/>
-        </w:rPr>
+        <w:spacing w:after="160"/>
       </w:pPr>
       <w:r>
         <w:rPr>
-          <w:rFonts w:ascii="Gotham Book" w:hAnsi="Gotham Book"/>
+          <w:rFonts w:ascii="Calibri" w:hAnsi="Calibri"/>
         </w:rPr>
-        <w:t>D</w:t>
-      </w:r>
-      <w:r>
-        <w:rPr>
-          <w:rFonts w:ascii="Gotham Book" w:hAnsi="Gotham Book"/>
-        </w:rPr>
-        <w:t>.</w:t>
-      </w:r>
-      <w:r>
-        <w:rPr>
-          <w:rFonts w:ascii="Gotham Book" w:hAnsi="Gotham Book"/>
-        </w:rPr>
-        <w:t xml:space="preserve"> </w:t>
-      </w:r>
-      <w:r>
-        <w:rPr>
-          <w:rFonts w:ascii="Gotham Book" w:hAnsi="Gotham Book"/>
-        </w:rPr>
-        <w:t xml:space="preserve"> </w:t>
-      </w:r>
-      <w:r>
-        <w:rPr>
-          <w:rFonts w:ascii="Gotham Book" w:hAnsi="Gotham Book"/>
-        </w:rPr>
-        <w:t xml:space="preserve">de </w:t>
-      </w:r>
-      <w:r>
-        <w:rPr>
-          <w:rFonts w:ascii="Gotham Book" w:hAnsi="Gotham Book"/>
-        </w:rPr>
-        <w:t>años, ingresa en nuestra Unidad de Hospitalización,</w:t>
-      </w:r>
-      <w:r>
-        <w:rPr>
-          <w:rFonts w:ascii="Gotham Book" w:hAnsi="Gotham Book"/>
-        </w:rPr>
-        <w:t xml:space="preserve"> </w:t>
-      </w:r>
-      <w:r>
-        <w:rPr>
-          <w:rFonts w:ascii="Gotham Book" w:hAnsi="Gotham Book"/>
-        </w:rPr>
-        <w:t>a petición de su médico de cabecera</w:t>
-      </w:r>
-      <w:r>
-        <w:rPr>
-          <w:rFonts w:ascii="Gotham Book" w:hAnsi="Gotham Book"/>
-        </w:rPr>
-        <w:t>, por trastorno de conducta.</w:t>
+        <w:t>Plantilla técnica de CJA Hospital. El contenido del informe se genera automáticamente desde la aplicación.</w:t>
       </w:r>
     </w:p>
-    <w:p>
-      <w:pPr>
-        <w:spacing w:line="276" w:lineRule="auto"/>
-        <w:jc w:val="both"/>
-        <w:rPr>
-          <w:rFonts w:ascii="Gotham Book" w:hAnsi="Gotham Book"/>
-        </w:rPr>
-      </w:pPr>
-    </w:p>
-    <w:p>
-      <w:pPr>
-        <w:spacing w:line="276" w:lineRule="auto"/>
-        <w:jc w:val="both"/>
-        <w:rPr>
-          <w:rFonts w:ascii="Gotham Book" w:hAnsi="Gotham Book"/>
-          <w:b/>
-          <w:u w:val="single"/>
-        </w:rPr>
-      </w:pPr>
-      <w:r>
-        <w:rPr>
-          <w:rFonts w:ascii="Gotham Book" w:hAnsi="Gotham Book"/>
-          <w:b/>
-          <w:u w:val="single"/>
-        </w:rPr>
-        <w:t>ANTECEDENTES PATOL</w:t>
-      </w:r>
-      <w:r>
-        <w:rPr>
-          <w:rFonts w:ascii="Gotham Book" w:hAnsi="Gotham Book"/>
-          <w:b/>
-          <w:u w:val="single"/>
-        </w:rPr>
-        <w:t>Ó</w:t>
-      </w:r>
-      <w:r>
-        <w:rPr>
-          <w:rFonts w:ascii="Gotham Book" w:hAnsi="Gotham Book"/>
-          <w:b/>
-          <w:u w:val="single"/>
-        </w:rPr>
-        <w:t xml:space="preserve">GICOS </w:t>
-      </w:r>
-    </w:p>
-    <w:p>
-      <w:pPr>
-        <w:spacing w:line="276" w:lineRule="auto"/>
-        <w:jc w:val="both"/>
-        <w:rPr>
-          <w:rFonts w:ascii="Gotham Book" w:hAnsi="Gotham Book"/>
-          <w:bCs/>
-        </w:rPr>
-      </w:pPr>
-      <w:r>
-        <w:rPr>
-          <w:rFonts w:ascii="Gotham Book" w:hAnsi="Gotham Book"/>
-          <w:b/>
-        </w:rPr>
-        <w:t>Alergias:</w:t>
-      </w:r>
-      <w:r>
-        <w:rPr>
-          <w:rFonts w:ascii="Gotham Book" w:hAnsi="Gotham Book"/>
-          <w:b/>
-        </w:rPr>
-        <w:t xml:space="preserve"> </w:t>
-      </w:r>
-      <w:r>
-        <w:rPr>
-          <w:rFonts w:ascii="Gotham Book" w:hAnsi="Gotham Book"/>
-          <w:b/>
-        </w:rPr>
-        <w:t xml:space="preserve"> </w:t>
-      </w:r>
-    </w:p>
-    <w:p>
-      <w:pPr>
-        <w:spacing w:line="276" w:lineRule="auto"/>
-        <w:jc w:val="both"/>
-        <w:rPr>
-          <w:rFonts w:ascii="Gotham Book" w:hAnsi="Gotham Book"/>
-          <w:b/>
-        </w:rPr>
-      </w:pPr>
-    </w:p>
-    <w:p>
-      <w:pPr>
-        <w:spacing w:line="276" w:lineRule="auto"/>
-        <w:jc w:val="both"/>
-        <w:rPr>
-          <w:rFonts w:ascii="Gotham Book" w:hAnsi="Gotham Book"/>
-          <w:b/>
-        </w:rPr>
-      </w:pPr>
-      <w:r>
-        <w:rPr>
-          <w:rFonts w:ascii="Gotham Book" w:hAnsi="Gotham Book"/>
-          <w:b/>
-        </w:rPr>
-        <w:t xml:space="preserve">Antecedentes médicos: </w:t>
-      </w:r>
-    </w:p>
-    <w:p>
-      <w:pPr>
-        <w:spacing w:line="276" w:lineRule="auto"/>
-        <w:jc w:val="both"/>
-        <w:rPr>
-          <w:rFonts w:ascii="Gotham Book" w:hAnsi="Gotham Book"/>
-          <w:bCs/>
-        </w:rPr>
-      </w:pPr>
-      <w:r>
-        <w:rPr>
-          <w:rFonts w:ascii="Gotham Book" w:hAnsi="Gotham Book"/>
-          <w:bCs/>
-        </w:rPr>
-        <w:t xml:space="preserve">- </w:t>
-      </w:r>
-    </w:p>
-    <w:p>
-      <w:pPr>
-        <w:spacing w:line="276" w:lineRule="auto"/>
-        <w:jc w:val="both"/>
-        <w:rPr>
-          <w:rFonts w:ascii="Gotham Book" w:hAnsi="Gotham Book"/>
-          <w:bCs/>
-        </w:rPr>
-      </w:pPr>
-      <w:r>
-        <w:rPr>
-          <w:rFonts w:ascii="Gotham Book" w:hAnsi="Gotham Book"/>
-          <w:bCs/>
-        </w:rPr>
-        <w:t>-</w:t>
-      </w:r>
-    </w:p>
-    <w:p>
-      <w:pPr>
-        <w:spacing w:line="276" w:lineRule="auto"/>
-        <w:jc w:val="both"/>
-        <w:rPr>
-          <w:rFonts w:ascii="Gotham Book" w:hAnsi="Gotham Book"/>
-          <w:b/>
-        </w:rPr>
-      </w:pPr>
-    </w:p>
-    <w:p>
-      <w:pPr>
-        <w:spacing w:line="276" w:lineRule="auto"/>
-        <w:jc w:val="both"/>
-        <w:rPr>
-          <w:rFonts w:ascii="Gotham Book" w:hAnsi="Gotham Book"/>
-          <w:b/>
-        </w:rPr>
-      </w:pPr>
-      <w:r>
-        <w:rPr>
-          <w:rFonts w:ascii="Gotham Book" w:hAnsi="Gotham Book"/>
-          <w:b/>
-        </w:rPr>
-        <w:t xml:space="preserve">Intervenciones quirúrgicas: </w:t>
-      </w:r>
-    </w:p>
-    <w:p>
-      <w:pPr>
-        <w:spacing w:line="276" w:lineRule="auto"/>
-        <w:jc w:val="both"/>
-        <w:rPr>
-          <w:rFonts w:ascii="Gotham Book" w:hAnsi="Gotham Book"/>
-          <w:bCs/>
-        </w:rPr>
-      </w:pPr>
-      <w:r>
-        <w:rPr>
-          <w:rFonts w:ascii="Gotham Book" w:hAnsi="Gotham Book"/>
-          <w:bCs/>
-        </w:rPr>
-        <w:t>-</w:t>
-      </w:r>
-    </w:p>
-    <w:p>
-      <w:pPr>
-        <w:spacing w:line="276" w:lineRule="auto"/>
-        <w:jc w:val="both"/>
-        <w:rPr>
-          <w:rFonts w:ascii="Gotham Book" w:hAnsi="Gotham Book"/>
-          <w:bCs/>
-        </w:rPr>
-      </w:pPr>
-    </w:p>
-    <w:p>
-      <w:pPr>
-        <w:spacing w:line="276" w:lineRule="auto"/>
-        <w:jc w:val="both"/>
-        <w:rPr>
-          <w:rFonts w:ascii="Gotham Book" w:hAnsi="Gotham Book"/>
-          <w:b/>
-        </w:rPr>
-      </w:pPr>
-      <w:r>
-        <w:rPr>
-          <w:rFonts w:ascii="Gotham Book" w:hAnsi="Gotham Book"/>
-          <w:b/>
-        </w:rPr>
-        <w:t>Antecedentes familiares:</w:t>
-      </w:r>
-    </w:p>
-    <w:p>
-      <w:pPr>
-        <w:spacing w:line="276" w:lineRule="auto"/>
-        <w:jc w:val="both"/>
-        <w:rPr>
-          <w:rFonts w:ascii="Gotham Book" w:hAnsi="Gotham Book"/>
-          <w:bCs/>
-        </w:rPr>
-      </w:pPr>
-      <w:r>
-        <w:rPr>
-          <w:rFonts w:ascii="Gotham Book" w:hAnsi="Gotham Book"/>
-          <w:bCs/>
-        </w:rPr>
-        <w:t xml:space="preserve">- </w:t>
-      </w:r>
-    </w:p>
-    <w:p>
-      <w:pPr>
-        <w:spacing w:line="276" w:lineRule="auto"/>
-        <w:jc w:val="both"/>
-        <w:rPr>
-          <w:rFonts w:ascii="Gotham Book" w:hAnsi="Gotham Book"/>
-          <w:b/>
-        </w:rPr>
-      </w:pPr>
-    </w:p>
-    <w:p>
-      <w:pPr>
-        <w:spacing w:line="276" w:lineRule="auto"/>
-        <w:jc w:val="both"/>
-        <w:rPr>
-          <w:rFonts w:ascii="Gotham Book" w:hAnsi="Gotham Book"/>
-        </w:rPr>
-      </w:pPr>
-      <w:r>
-        <w:rPr>
-          <w:rFonts w:ascii="Gotham Book" w:hAnsi="Gotham Book"/>
-          <w:b/>
-        </w:rPr>
-        <w:t>Tratamiento al ingreso</w:t>
-      </w:r>
-      <w:r>
-        <w:rPr>
-          <w:rFonts w:ascii="Gotham Book" w:hAnsi="Gotham Book"/>
-        </w:rPr>
-        <w:t xml:space="preserve">: </w:t>
-      </w:r>
-    </w:p>
-    <w:p>
-      <w:pPr>
-        <w:spacing w:line="276" w:lineRule="auto"/>
-        <w:jc w:val="both"/>
-        <w:rPr>
-          <w:rFonts w:ascii="Gotham Book" w:hAnsi="Gotham Book"/>
-          <w:bCs/>
-        </w:rPr>
-      </w:pPr>
-      <w:r>
-        <w:rPr>
-          <w:rFonts w:ascii="Gotham Book" w:hAnsi="Gotham Book"/>
-          <w:bCs/>
-        </w:rPr>
-        <w:t xml:space="preserve">- OLANZAPINA 5mg 0-0-1 </w:t>
-      </w:r>
-    </w:p>
-    <w:p>
-      <w:pPr>
-        <w:spacing w:line="276" w:lineRule="auto"/>
-        <w:jc w:val="both"/>
-        <w:rPr>
-          <w:rFonts w:ascii="Gotham Book" w:hAnsi="Gotham Book"/>
-          <w:bCs/>
-        </w:rPr>
-      </w:pPr>
-      <w:r>
-        <w:rPr>
-          <w:rFonts w:ascii="Gotham Book" w:hAnsi="Gotham Book"/>
-          <w:bCs/>
-        </w:rPr>
-        <w:t>- ESCITALOPRAM 10mg 1-0-0.</w:t>
-      </w:r>
-    </w:p>
-    <w:p>
-      <w:pPr>
-        <w:spacing w:line="276" w:lineRule="auto"/>
-        <w:jc w:val="both"/>
-        <w:rPr>
-          <w:rFonts w:ascii="Gotham Book" w:hAnsi="Gotham Book"/>
-          <w:bCs/>
-        </w:rPr>
-      </w:pPr>
-      <w:r>
-        <w:rPr>
-          <w:rFonts w:ascii="Gotham Book" w:hAnsi="Gotham Book"/>
-          <w:bCs/>
-        </w:rPr>
-        <w:t xml:space="preserve">- </w:t>
-      </w:r>
-    </w:p>
-    <w:p>
-      <w:pPr>
-        <w:spacing w:line="276" w:lineRule="auto"/>
-        <w:jc w:val="both"/>
-        <w:rPr>
-          <w:rFonts w:ascii="Gotham Book" w:hAnsi="Gotham Book"/>
-          <w:bCs/>
-        </w:rPr>
-      </w:pPr>
-    </w:p>
-    <w:p>
-      <w:pPr>
-        <w:spacing w:line="276" w:lineRule="auto"/>
-        <w:jc w:val="both"/>
-        <w:rPr>
-          <w:rFonts w:ascii="Gotham Book" w:hAnsi="Gotham Book"/>
-          <w:b/>
-          <w:u w:val="single"/>
-        </w:rPr>
-      </w:pPr>
-      <w:r>
-        <w:rPr>
-          <w:rFonts w:ascii="Gotham Book" w:hAnsi="Gotham Book"/>
-          <w:b/>
-          <w:u w:val="single"/>
-        </w:rPr>
-        <w:t xml:space="preserve">VALORACIÓN GERIÁTRICA INTEGRAL: </w:t>
-      </w:r>
-    </w:p>
-    <w:p>
-      <w:pPr>
-        <w:spacing w:line="276" w:lineRule="auto"/>
-        <w:jc w:val="both"/>
-        <w:rPr>
-          <w:rFonts w:ascii="Gotham Book" w:hAnsi="Gotham Book"/>
-          <w:bCs/>
-        </w:rPr>
-      </w:pPr>
-      <w:r>
-        <w:rPr>
-          <w:rFonts w:ascii="Gotham Book" w:hAnsi="Gotham Book"/>
-          <w:b/>
-        </w:rPr>
-        <w:t xml:space="preserve">Social: </w:t>
-      </w:r>
-    </w:p>
-    <w:p>
-      <w:pPr>
-        <w:spacing w:line="276" w:lineRule="auto"/>
-        <w:jc w:val="both"/>
-        <w:rPr>
-          <w:rFonts w:ascii="Gotham Book" w:hAnsi="Gotham Book"/>
-        </w:rPr>
-      </w:pPr>
-      <w:r>
-        <w:rPr>
-          <w:rFonts w:ascii="Gotham Book" w:hAnsi="Gotham Book"/>
-          <w:b/>
-        </w:rPr>
-        <w:t>Funcional</w:t>
-      </w:r>
-      <w:r>
-        <w:rPr>
-          <w:rFonts w:ascii="Gotham Book" w:hAnsi="Gotham Book"/>
-        </w:rPr>
-        <w:t xml:space="preserve">: </w:t>
-      </w:r>
-    </w:p>
-    <w:p>
-      <w:pPr>
-        <w:spacing w:line="276" w:lineRule="auto"/>
-        <w:jc w:val="both"/>
-        <w:rPr>
-          <w:rFonts w:ascii="Gotham Book" w:hAnsi="Gotham Book"/>
-        </w:rPr>
-      </w:pPr>
-      <w:r>
-        <w:rPr>
-          <w:rFonts w:ascii="Gotham Book" w:hAnsi="Gotham Book"/>
-        </w:rPr>
-        <w:t xml:space="preserve">- </w:t>
-      </w:r>
-      <w:r>
-        <w:rPr>
-          <w:rFonts w:ascii="Gotham Book" w:hAnsi="Gotham Book"/>
-        </w:rPr>
-        <w:t>I. Barthel</w:t>
-      </w:r>
-      <w:r>
-        <w:rPr>
-          <w:rFonts w:ascii="Gotham Book" w:hAnsi="Gotham Book"/>
-        </w:rPr>
-        <w:t xml:space="preserve">: </w:t>
-      </w:r>
-      <w:r>
-        <w:rPr>
-          <w:rFonts w:ascii="Gotham Book" w:hAnsi="Gotham Book"/>
-        </w:rPr>
-        <w:t>/100</w:t>
-      </w:r>
-      <w:r>
-        <w:rPr>
-          <w:rFonts w:ascii="Gotham Book" w:hAnsi="Gotham Book"/>
-        </w:rPr>
-        <w:t xml:space="preserve">. </w:t>
-      </w:r>
-    </w:p>
-    <w:p>
-      <w:pPr>
-        <w:spacing w:line="276" w:lineRule="auto"/>
-        <w:jc w:val="both"/>
-        <w:rPr>
-          <w:rFonts w:ascii="Gotham Book" w:hAnsi="Gotham Book"/>
-        </w:rPr>
-      </w:pPr>
-      <w:r>
-        <w:rPr>
-          <w:rFonts w:ascii="Gotham Book" w:hAnsi="Gotham Book"/>
-        </w:rPr>
-        <w:t xml:space="preserve">- </w:t>
-      </w:r>
-      <w:r>
-        <w:rPr>
-          <w:rFonts w:ascii="Gotham Book" w:hAnsi="Gotham Book"/>
-        </w:rPr>
-        <w:t>I. Lawton: /8</w:t>
-      </w:r>
-      <w:r>
-        <w:rPr>
-          <w:rFonts w:ascii="Gotham Book" w:hAnsi="Gotham Book"/>
-        </w:rPr>
-        <w:t xml:space="preserve">. </w:t>
-      </w:r>
-    </w:p>
-    <w:p>
-      <w:pPr>
-        <w:spacing w:line="276" w:lineRule="auto"/>
-        <w:jc w:val="both"/>
-        <w:rPr>
-          <w:rFonts w:ascii="Gotham Book" w:hAnsi="Gotham Book"/>
-          <w:b/>
-        </w:rPr>
-      </w:pPr>
-      <w:r>
-        <w:rPr>
-          <w:rFonts w:ascii="Gotham Book" w:hAnsi="Gotham Book"/>
-          <w:b/>
-        </w:rPr>
-        <w:t>Cognitivo:</w:t>
-      </w:r>
-      <w:r>
-        <w:rPr>
-          <w:rFonts w:ascii="Gotham Book" w:hAnsi="Gotham Book"/>
-          <w:bCs/>
-        </w:rPr>
-        <w:t xml:space="preserve"> </w:t>
-      </w:r>
-    </w:p>
-    <w:p>
-      <w:pPr>
-        <w:spacing w:line="276" w:lineRule="auto"/>
-        <w:jc w:val="both"/>
-        <w:rPr>
-          <w:rFonts w:ascii="Gotham Book" w:hAnsi="Gotham Book"/>
-        </w:rPr>
-      </w:pPr>
-      <w:r>
-        <w:rPr>
-          <w:rFonts w:ascii="Gotham Book" w:hAnsi="Gotham Book"/>
-          <w:b/>
-        </w:rPr>
-        <w:t>Sensorial</w:t>
-      </w:r>
-      <w:r>
-        <w:rPr>
-          <w:rFonts w:ascii="Gotham Book" w:hAnsi="Gotham Book"/>
-        </w:rPr>
-        <w:t xml:space="preserve">: </w:t>
-      </w:r>
-    </w:p>
-    <w:p>
-      <w:pPr>
-        <w:spacing w:line="276" w:lineRule="auto"/>
-        <w:jc w:val="both"/>
-        <w:rPr>
-          <w:rFonts w:ascii="Gotham Book" w:hAnsi="Gotham Book"/>
-        </w:rPr>
-      </w:pPr>
-      <w:r>
-        <w:rPr>
-          <w:rFonts w:ascii="Gotham Book" w:hAnsi="Gotham Book"/>
-          <w:b/>
-        </w:rPr>
-        <w:t>Nutricional</w:t>
-      </w:r>
-      <w:r>
-        <w:rPr>
-          <w:rFonts w:ascii="Gotham Book" w:hAnsi="Gotham Book"/>
-        </w:rPr>
-        <w:t xml:space="preserve">: </w:t>
-      </w:r>
-    </w:p>
-    <w:p>
-      <w:pPr>
-        <w:spacing w:line="276" w:lineRule="auto"/>
-        <w:jc w:val="both"/>
-        <w:rPr>
-          <w:rFonts w:ascii="Gotham Book" w:hAnsi="Gotham Book"/>
-          <w:b/>
-        </w:rPr>
-      </w:pPr>
-      <w:r>
-        <w:rPr>
-          <w:rFonts w:ascii="Gotham Book" w:hAnsi="Gotham Book"/>
-          <w:b/>
-        </w:rPr>
-        <w:t>Dolor</w:t>
-      </w:r>
-      <w:r>
-        <w:rPr>
-          <w:rFonts w:ascii="Gotham Book" w:hAnsi="Gotham Book"/>
-        </w:rPr>
-        <w:t xml:space="preserve">: </w:t>
-      </w:r>
-    </w:p>
-    <w:p>
-      <w:pPr>
-        <w:spacing w:line="276" w:lineRule="auto"/>
-        <w:jc w:val="both"/>
-        <w:rPr>
-          <w:rFonts w:ascii="Gotham Book" w:hAnsi="Gotham Book"/>
-        </w:rPr>
-      </w:pPr>
-      <w:r>
-        <w:rPr>
-          <w:rFonts w:ascii="Gotham Book" w:hAnsi="Gotham Book"/>
-          <w:b/>
-        </w:rPr>
-        <w:t>Otros síndromes geriátricos</w:t>
-      </w:r>
-      <w:r>
-        <w:rPr>
-          <w:rFonts w:ascii="Gotham Book" w:hAnsi="Gotham Book"/>
-          <w:b/>
-        </w:rPr>
-        <w:t>:</w:t>
-      </w:r>
-      <w:r>
-        <w:rPr>
-          <w:rFonts w:ascii="Gotham Book" w:hAnsi="Gotham Book"/>
-          <w:bCs/>
-        </w:rPr>
-        <w:t xml:space="preserve"> </w:t>
-      </w:r>
-    </w:p>
-    <w:p>
-      <w:pPr>
-        <w:spacing w:line="276" w:lineRule="auto"/>
-        <w:jc w:val="both"/>
-        <w:rPr>
-          <w:rFonts w:ascii="Gotham Book" w:hAnsi="Gotham Book"/>
-          <w:b/>
-          <w:u w:val="single"/>
-        </w:rPr>
-      </w:pPr>
-    </w:p>
-    <w:p>
-      <w:pPr>
-        <w:spacing w:line="276" w:lineRule="auto"/>
-        <w:jc w:val="both"/>
-        <w:rPr>
-          <w:rFonts w:ascii="Gotham Book" w:hAnsi="Gotham Book"/>
-          <w:b/>
-          <w:u w:val="single"/>
-        </w:rPr>
-      </w:pPr>
-      <w:r>
-        <w:rPr>
-          <w:rFonts w:ascii="Gotham Book" w:hAnsi="Gotham Book"/>
-          <w:b/>
-          <w:u w:val="single"/>
-        </w:rPr>
-        <w:t>ENFERMEDAD ACTUAL:</w:t>
-      </w:r>
-    </w:p>
-    <w:p>
-      <w:pPr>
-        <w:spacing w:line="276" w:lineRule="auto"/>
-        <w:jc w:val="both"/>
-        <w:rPr>
-          <w:rFonts w:ascii="Gotham Book" w:hAnsi="Gotham Book"/>
-          <w:bCs/>
-          <w:u w:val="single"/>
-        </w:rPr>
-      </w:pPr>
-      <w:r>
-        <w:rPr>
-          <w:rFonts w:ascii="Gotham Book" w:hAnsi="Gotham Book"/>
-          <w:u w:val="single"/>
-        </w:rPr>
-        <w:t>Personalidad previa</w:t>
-      </w:r>
-      <w:r>
-        <w:rPr>
-          <w:rFonts w:ascii="Gotham Book" w:hAnsi="Gotham Book"/>
-          <w:u w:val="single"/>
-        </w:rPr>
-        <w:t>:</w:t>
-      </w:r>
-      <w:r>
-        <w:rPr>
-          <w:rFonts w:ascii="Gotham Book" w:hAnsi="Gotham Book"/>
-          <w:bCs/>
-        </w:rPr>
-        <w:t xml:space="preserve"> </w:t>
-      </w:r>
-    </w:p>
-    <w:p>
-      <w:pPr>
-        <w:spacing w:line="276" w:lineRule="auto"/>
-        <w:jc w:val="both"/>
-        <w:rPr>
-          <w:rFonts w:ascii="Gotham Book" w:hAnsi="Gotham Book"/>
-          <w:u w:val="single"/>
-        </w:rPr>
-      </w:pPr>
-    </w:p>
-    <w:p>
-      <w:pPr>
-        <w:spacing w:line="276" w:lineRule="auto"/>
-        <w:jc w:val="both"/>
-        <w:rPr>
-          <w:rFonts w:ascii="Gotham Book" w:hAnsi="Gotham Book"/>
-          <w:u w:val="single"/>
-        </w:rPr>
-      </w:pPr>
-      <w:r>
-        <w:rPr>
-          <w:rFonts w:ascii="Gotham Book" w:hAnsi="Gotham Book"/>
-          <w:u w:val="single"/>
-        </w:rPr>
-        <w:t>Evolución del deterioro cognitivo</w:t>
-      </w:r>
-      <w:r>
-        <w:rPr>
-          <w:rFonts w:ascii="Gotham Book" w:hAnsi="Gotham Book"/>
-          <w:u w:val="single"/>
-        </w:rPr>
-        <w:t>, conductual y</w:t>
-      </w:r>
-      <w:r>
-        <w:rPr>
-          <w:rFonts w:ascii="Gotham Book" w:hAnsi="Gotham Book"/>
-          <w:u w:val="single"/>
-        </w:rPr>
-        <w:t xml:space="preserve"> funcional:</w:t>
-      </w:r>
-    </w:p>
-    <w:p>
-      <w:pPr>
-        <w:spacing w:line="276" w:lineRule="auto"/>
-        <w:jc w:val="both"/>
-        <w:rPr>
-          <w:rFonts w:ascii="Gotham Book" w:hAnsi="Gotham Book"/>
-        </w:rPr>
-      </w:pPr>
-    </w:p>
-    <w:p>
-      <w:pPr>
-        <w:spacing w:line="276" w:lineRule="auto"/>
-        <w:jc w:val="both"/>
-        <w:rPr>
-          <w:rFonts w:ascii="Gotham Book" w:hAnsi="Gotham Book"/>
-          <w:u w:val="single"/>
-        </w:rPr>
-      </w:pPr>
-      <w:r>
-        <w:rPr>
-          <w:rFonts w:ascii="Gotham Book" w:hAnsi="Gotham Book"/>
-          <w:u w:val="single"/>
-        </w:rPr>
-        <w:t>Situación actual:</w:t>
-      </w:r>
-    </w:p>
-    <w:p>
-      <w:pPr>
-        <w:spacing w:line="276" w:lineRule="auto"/>
-        <w:jc w:val="both"/>
-        <w:rPr>
-          <w:rFonts w:ascii="Gotham Book" w:hAnsi="Gotham Book"/>
-        </w:rPr>
-      </w:pPr>
-      <w:r>
-        <w:rPr>
-          <w:rFonts w:ascii="Gotham Book" w:hAnsi="Gotham Book"/>
-        </w:rPr>
-        <w:t>Cognitivo</w:t>
-      </w:r>
-    </w:p>
-    <w:p>
-      <w:pPr>
-        <w:spacing w:line="276" w:lineRule="auto"/>
-        <w:jc w:val="both"/>
-        <w:rPr>
-          <w:rFonts w:ascii="Gotham Book" w:hAnsi="Gotham Book"/>
-        </w:rPr>
-      </w:pPr>
-      <w:r>
-        <w:rPr>
-          <w:rFonts w:ascii="Gotham Book" w:hAnsi="Gotham Book"/>
-        </w:rPr>
-        <w:t>Conductual</w:t>
-      </w:r>
-    </w:p>
-    <w:p>
-      <w:pPr>
-        <w:spacing w:line="276" w:lineRule="auto"/>
-        <w:jc w:val="both"/>
-        <w:rPr>
-          <w:rFonts w:ascii="Gotham Book" w:hAnsi="Gotham Book"/>
-        </w:rPr>
-      </w:pPr>
-      <w:r>
-        <w:rPr>
-          <w:rFonts w:ascii="Gotham Book" w:hAnsi="Gotham Book"/>
-        </w:rPr>
-        <w:t>Anímico</w:t>
-      </w:r>
-    </w:p>
-    <w:p>
-      <w:pPr>
-        <w:spacing w:line="276" w:lineRule="auto"/>
-        <w:jc w:val="both"/>
-        <w:rPr>
-          <w:rFonts w:ascii="Gotham Book" w:hAnsi="Gotham Book"/>
-        </w:rPr>
-      </w:pPr>
-      <w:r>
-        <w:rPr>
-          <w:rFonts w:ascii="Gotham Book" w:hAnsi="Gotham Book"/>
-        </w:rPr>
-        <w:t>Funcional</w:t>
-      </w:r>
-    </w:p>
-    <w:p>
-      <w:pPr>
-        <w:spacing w:line="276" w:lineRule="auto"/>
-        <w:jc w:val="both"/>
-        <w:rPr>
-          <w:rFonts w:ascii="Gotham Book" w:hAnsi="Gotham Book"/>
-        </w:rPr>
-      </w:pPr>
-      <w:r>
-        <w:rPr>
-          <w:rFonts w:ascii="Gotham Book" w:hAnsi="Gotham Book"/>
-        </w:rPr>
-        <w:lastRenderedPageBreak/>
-        <w:t>Social</w:t>
-      </w:r>
-    </w:p>
-    <w:p>
-      <w:pPr>
-        <w:spacing w:line="276" w:lineRule="auto"/>
-        <w:jc w:val="both"/>
-        <w:rPr>
-          <w:rFonts w:ascii="Gotham Book" w:hAnsi="Gotham Book"/>
-        </w:rPr>
-      </w:pPr>
-    </w:p>
-    <w:p>
-      <w:pPr>
-        <w:spacing w:line="276" w:lineRule="auto"/>
-        <w:jc w:val="both"/>
-        <w:rPr>
-          <w:rFonts w:ascii="Gotham Book" w:hAnsi="Gotham Book"/>
-          <w:u w:val="single"/>
-        </w:rPr>
-      </w:pPr>
-      <w:r>
-        <w:rPr>
-          <w:rFonts w:ascii="Gotham Book" w:hAnsi="Gotham Book"/>
-          <w:b/>
-          <w:u w:val="single"/>
-        </w:rPr>
-        <w:t>EXPLORACIÓN FÍSICA</w:t>
-      </w:r>
-      <w:r>
-        <w:rPr>
-          <w:rFonts w:ascii="Gotham Book" w:hAnsi="Gotham Book"/>
-          <w:b/>
-          <w:u w:val="single"/>
-        </w:rPr>
-        <w:t xml:space="preserve"> al ingreso</w:t>
-      </w:r>
-      <w:r>
-        <w:rPr>
-          <w:rFonts w:ascii="Gotham Book" w:hAnsi="Gotham Book"/>
-          <w:b/>
-          <w:u w:val="single"/>
-        </w:rPr>
-        <w:t>:</w:t>
-      </w:r>
-    </w:p>
-    <w:p>
-      <w:pPr>
-        <w:spacing w:line="276" w:lineRule="auto"/>
-        <w:jc w:val="both"/>
-        <w:rPr>
-          <w:rFonts w:ascii="Gotham Book" w:hAnsi="Gotham Book"/>
-          <w:b/>
-        </w:rPr>
-      </w:pPr>
-    </w:p>
-    <w:p>
-      <w:pPr>
-        <w:spacing w:line="276" w:lineRule="auto"/>
-        <w:jc w:val="both"/>
-        <w:rPr>
-          <w:rFonts w:ascii="Gotham Book" w:hAnsi="Gotham Book"/>
-          <w:u w:val="single"/>
-        </w:rPr>
-      </w:pPr>
-      <w:r>
-        <w:rPr>
-          <w:rFonts w:ascii="Gotham Book" w:hAnsi="Gotham Book"/>
-          <w:b/>
-          <w:u w:val="single"/>
-        </w:rPr>
-        <w:t>EXPLORACIÓN NEUROLÓGICA</w:t>
-      </w:r>
-      <w:r>
-        <w:rPr>
-          <w:rFonts w:ascii="Gotham Book" w:hAnsi="Gotham Book"/>
-          <w:b/>
-          <w:u w:val="single"/>
-        </w:rPr>
-        <w:t xml:space="preserve"> al ingreso</w:t>
-      </w:r>
-      <w:r>
-        <w:rPr>
-          <w:rFonts w:ascii="Gotham Book" w:hAnsi="Gotham Book"/>
-          <w:b/>
-          <w:u w:val="single"/>
-        </w:rPr>
-        <w:t>:</w:t>
-      </w:r>
-      <w:r>
-        <w:rPr>
-          <w:rFonts w:ascii="Gotham Book" w:hAnsi="Gotham Book"/>
-          <w:u w:val="single"/>
-        </w:rPr>
-        <w:t xml:space="preserve"> </w:t>
-      </w:r>
-    </w:p>
-    <w:p>
-      <w:pPr>
-        <w:spacing w:line="276" w:lineRule="auto"/>
-        <w:jc w:val="both"/>
-        <w:rPr>
-          <w:rFonts w:ascii="Gotham Book" w:hAnsi="Gotham Book"/>
-          <w:b/>
-        </w:rPr>
-      </w:pPr>
-    </w:p>
-    <w:p>
-      <w:pPr>
-        <w:spacing w:line="276" w:lineRule="auto"/>
-        <w:jc w:val="both"/>
-        <w:rPr>
-          <w:rFonts w:ascii="Gotham Book" w:hAnsi="Gotham Book"/>
-          <w:u w:val="single"/>
-        </w:rPr>
-      </w:pPr>
-      <w:r>
-        <w:rPr>
-          <w:rFonts w:ascii="Gotham Book" w:hAnsi="Gotham Book"/>
-          <w:b/>
-          <w:u w:val="single"/>
-        </w:rPr>
-        <w:t>EXPLORACIÓN PSICOPATOLÓGICA</w:t>
-      </w:r>
-      <w:r>
-        <w:rPr>
-          <w:rFonts w:ascii="Gotham Book" w:hAnsi="Gotham Book"/>
-          <w:b/>
-          <w:u w:val="single"/>
-        </w:rPr>
-        <w:t xml:space="preserve"> al ingreso</w:t>
-      </w:r>
-      <w:r>
-        <w:rPr>
-          <w:rFonts w:ascii="Gotham Book" w:hAnsi="Gotham Book"/>
-          <w:b/>
-          <w:u w:val="single"/>
-        </w:rPr>
-        <w:t xml:space="preserve">: </w:t>
-      </w:r>
-    </w:p>
-    <w:p>
-      <w:pPr>
-        <w:spacing w:line="276" w:lineRule="auto"/>
-        <w:jc w:val="both"/>
-        <w:rPr>
-          <w:rFonts w:ascii="Gotham Book" w:hAnsi="Gotham Book"/>
-          <w:b/>
-          <w:color w:val="000000"/>
-        </w:rPr>
-      </w:pPr>
-    </w:p>
-    <w:p>
-      <w:pPr>
-        <w:spacing w:line="276" w:lineRule="auto"/>
-        <w:jc w:val="both"/>
-        <w:rPr>
-          <w:rFonts w:ascii="Gotham Book" w:hAnsi="Gotham Book"/>
-          <w:b/>
-          <w:color w:val="000000"/>
-          <w:u w:val="single"/>
-        </w:rPr>
-      </w:pPr>
-      <w:r>
-        <w:rPr>
-          <w:rFonts w:ascii="Gotham Book" w:hAnsi="Gotham Book"/>
-          <w:b/>
-          <w:color w:val="000000"/>
-          <w:u w:val="single"/>
-        </w:rPr>
-        <w:t xml:space="preserve">EXPLORACIONES COMPLEMENTARIAS: </w:t>
-      </w:r>
-    </w:p>
-    <w:p>
-      <w:pPr>
-        <w:spacing w:line="276" w:lineRule="auto"/>
-        <w:jc w:val="both"/>
-        <w:rPr>
-          <w:rFonts w:ascii="Gotham Book" w:hAnsi="Gotham Book"/>
-          <w:bCs/>
-          <w:color w:val="000000"/>
-        </w:rPr>
-      </w:pPr>
-    </w:p>
-    <w:p>
-      <w:pPr>
-        <w:spacing w:line="276" w:lineRule="auto"/>
-        <w:jc w:val="both"/>
-        <w:rPr>
-          <w:rFonts w:ascii="Gotham Book" w:hAnsi="Gotham Book"/>
-          <w:color w:val="000000"/>
-          <w:u w:val="single"/>
-        </w:rPr>
-      </w:pPr>
-      <w:r>
-        <w:rPr>
-          <w:rFonts w:ascii="Gotham Book" w:hAnsi="Gotham Book"/>
-          <w:b/>
-          <w:color w:val="000000"/>
-          <w:u w:val="single"/>
-        </w:rPr>
-        <w:t>IMPRESIÓN DIAGNÓSTICA:</w:t>
-      </w:r>
-      <w:r>
-        <w:rPr>
-          <w:rFonts w:ascii="Gotham Book" w:hAnsi="Gotham Book"/>
-          <w:color w:val="000000"/>
-          <w:u w:val="single"/>
-        </w:rPr>
-        <w:t xml:space="preserve"> </w:t>
-      </w:r>
-    </w:p>
-    <w:p>
-      <w:pPr>
-        <w:pStyle w:val="Prrafodelista"/>
-        <w:numPr>
-          <w:ilvl w:val="0"/>
-          <w:numId w:val="28"/>
-        </w:numPr>
-        <w:spacing w:line="276" w:lineRule="auto"/>
-        <w:jc w:val="both"/>
-        <w:rPr>
-          <w:rFonts w:ascii="Gotham Book" w:hAnsi="Gotham Book"/>
-        </w:rPr>
-      </w:pPr>
-    </w:p>
-    <w:p>
-      <w:pPr>
-        <w:pStyle w:val="Prrafodelista"/>
-        <w:spacing w:line="276" w:lineRule="auto"/>
-        <w:ind w:left="720"/>
-        <w:jc w:val="both"/>
-        <w:rPr>
-          <w:rFonts w:ascii="Gotham Book" w:hAnsi="Gotham Book"/>
-        </w:rPr>
-      </w:pPr>
-    </w:p>
-    <w:p>
-      <w:pPr>
-        <w:spacing w:after="120" w:line="276" w:lineRule="auto"/>
-        <w:jc w:val="both"/>
-        <w:rPr>
-          <w:rFonts w:ascii="Gotham Book" w:hAnsi="Gotham Book"/>
-          <w:u w:val="single"/>
-        </w:rPr>
-      </w:pPr>
-      <w:r>
-        <w:rPr>
-          <w:rFonts w:ascii="Gotham Book" w:hAnsi="Gotham Book"/>
-          <w:b/>
-          <w:u w:val="single"/>
-        </w:rPr>
-        <w:t>PLAN TERAPÉUTICO Y OBJETIVOS</w:t>
-      </w:r>
-      <w:r>
-        <w:rPr>
-          <w:rFonts w:ascii="Gotham Book" w:hAnsi="Gotham Book"/>
-          <w:u w:val="single"/>
-        </w:rPr>
-        <w:t>:</w:t>
-      </w:r>
-    </w:p>
-    <w:p>
-      <w:pPr>
-        <w:spacing w:line="276" w:lineRule="auto"/>
-        <w:jc w:val="both"/>
-        <w:rPr>
-          <w:rFonts w:ascii="Gotham Book" w:hAnsi="Gotham Book"/>
-        </w:rPr>
-      </w:pPr>
-      <w:r>
-        <w:rPr>
-          <w:rFonts w:ascii="Gotham Book" w:hAnsi="Gotham Book"/>
-          <w:u w:val="single"/>
-        </w:rPr>
-        <w:t>Objetivos</w:t>
-      </w:r>
-      <w:r>
-        <w:rPr>
-          <w:rFonts w:ascii="Gotham Book" w:hAnsi="Gotham Book"/>
-        </w:rPr>
-        <w:t xml:space="preserve">: </w:t>
-      </w:r>
-    </w:p>
-    <w:p>
-      <w:pPr>
-        <w:spacing w:line="276" w:lineRule="auto"/>
-        <w:jc w:val="both"/>
-        <w:rPr>
-          <w:rFonts w:ascii="Gotham Book" w:hAnsi="Gotham Book"/>
-        </w:rPr>
-      </w:pPr>
-    </w:p>
-    <w:p>
-      <w:pPr>
-        <w:spacing w:line="276" w:lineRule="auto"/>
-        <w:jc w:val="both"/>
-        <w:rPr>
-          <w:rFonts w:ascii="Gotham Book" w:hAnsi="Gotham Book"/>
-        </w:rPr>
-      </w:pPr>
-      <w:r>
-        <w:rPr>
-          <w:rFonts w:ascii="Gotham Book" w:hAnsi="Gotham Book"/>
-          <w:u w:val="single"/>
-        </w:rPr>
-        <w:t>Medicación</w:t>
-      </w:r>
-      <w:r>
-        <w:rPr>
-          <w:rFonts w:ascii="Gotham Book" w:hAnsi="Gotham Book"/>
-        </w:rPr>
-        <w:t xml:space="preserve">: </w:t>
-      </w:r>
-    </w:p>
-    <w:p>
-      <w:pPr>
-        <w:spacing w:line="276" w:lineRule="auto"/>
-        <w:jc w:val="both"/>
-        <w:rPr>
-          <w:rFonts w:ascii="Gotham Book" w:hAnsi="Gotham Book"/>
-        </w:rPr>
-      </w:pPr>
-    </w:p>
-    <w:p>
-      <w:pPr>
-        <w:spacing w:line="276" w:lineRule="auto"/>
-        <w:jc w:val="both"/>
-        <w:rPr>
-          <w:rFonts w:ascii="Gotham Book" w:hAnsi="Gotham Book"/>
-        </w:rPr>
-      </w:pPr>
-      <w:r>
-        <w:rPr>
-          <w:rFonts w:ascii="Gotham Book" w:hAnsi="Gotham Book"/>
-          <w:u w:val="single"/>
-        </w:rPr>
-        <w:t>Otros cuidados/intervenciones</w:t>
-      </w:r>
-      <w:r>
-        <w:rPr>
-          <w:rFonts w:ascii="Gotham Book" w:hAnsi="Gotham Book"/>
-        </w:rPr>
-        <w:t xml:space="preserve">: </w:t>
-      </w:r>
-    </w:p>
-    <w:p>
-      <w:pPr>
-        <w:spacing w:line="276" w:lineRule="auto"/>
-        <w:jc w:val="both"/>
-        <w:rPr>
-          <w:rFonts w:ascii="Gotham Book" w:hAnsi="Gotham Book"/>
-          <w:color w:val="000000"/>
-        </w:rPr>
-      </w:pPr>
-      <w:bookmarkStart w:id="0" w:name="_Hlk102473653"/>
-    </w:p>
-    <w:p>
-      <w:pPr>
-        <w:spacing w:line="276" w:lineRule="auto"/>
-        <w:rPr>
-          <w:rFonts w:ascii="Gotham Book" w:hAnsi="Gotham Book"/>
-          <w:color w:val="000000"/>
-        </w:rPr>
-      </w:pPr>
-    </w:p>
-    <w:p>
-      <w:pPr>
-        <w:spacing w:line="276" w:lineRule="auto"/>
-        <w:rPr>
-          <w:rFonts w:ascii="Gotham Book" w:hAnsi="Gotham Book"/>
-          <w:color w:val="000000"/>
-        </w:rPr>
-      </w:pPr>
-    </w:p>
-    <w:p>
-      <w:pPr>
-        <w:spacing w:line="276" w:lineRule="auto"/>
-        <w:rPr>
-          <w:rFonts w:ascii="Gotham Book" w:hAnsi="Gotham Book"/>
-          <w:color w:val="000000"/>
-        </w:rPr>
-      </w:pPr>
-      <w:r>
-        <w:rPr>
-          <w:rFonts w:ascii="Gotham Book" w:hAnsi="Gotham Book"/>
-          <w:color w:val="000000"/>
-        </w:rPr>
-        <w:t xml:space="preserve">Fdo. Dr. </w:t>
-      </w:r>
-      <w:bookmarkEnd w:id="0"/>
-      <w:r>
-        <w:rPr>
-          <w:rFonts w:ascii="Gotham Book" w:hAnsi="Gotham Book"/>
-          <w:color w:val="000000"/>
-        </w:rPr>
-        <w:t>Javier González Gómez.</w:t>
-      </w:r>
-    </w:p>
-    <w:p>
-      <w:pPr>
-        <w:spacing w:line="276" w:lineRule="auto"/>
-        <w:rPr>
-          <w:rFonts w:ascii="Gotham Book" w:hAnsi="Gotham Book"/>
-          <w:color w:val="000000"/>
-        </w:rPr>
-      </w:pPr>
-      <w:r>
-        <w:rPr>
-          <w:rFonts w:ascii="Gotham Book" w:hAnsi="Gotham Book"/>
-          <w:color w:val="000000"/>
-        </w:rPr>
-        <w:t xml:space="preserve">Médico Especialista en Neurología. Col. </w:t>
-      </w:r>
-      <w:r>
-        <w:rPr>
-          <w:rFonts w:ascii="Gotham Book" w:hAnsi="Gotham Book"/>
-          <w:color w:val="000000"/>
-        </w:rPr>
-        <w:t>312865870.</w:t>
-      </w:r>
-    </w:p>
-    <w:p>
-      <w:pPr>
-        <w:spacing w:line="276" w:lineRule="auto"/>
-        <w:rPr>
-          <w:rFonts w:ascii="Gotham Book" w:hAnsi="Gotham Book"/>
-          <w:color w:val="000000"/>
-        </w:rPr>
-      </w:pPr>
-    </w:p>
-    <w:p>
-      <w:pPr>
-        <w:spacing w:line="276" w:lineRule="auto"/>
-        <w:jc w:val="both"/>
-        <w:rPr>
-          <w:rFonts w:ascii="Gotham Book" w:hAnsi="Gotham Book"/>
-        </w:rPr>
-      </w:pPr>
-    </w:p>
-    <w:p>
-      <w:pPr>
-        <w:tabs>
-          <w:tab w:val="left" w:pos="2552"/>
-        </w:tabs>
-        <w:spacing w:after="120" w:line="276" w:lineRule="auto"/>
-        <w:ind w:firstLine="567"/>
-        <w:jc w:val="right"/>
-        <w:rPr>
-          <w:rFonts w:ascii="Gotham Book" w:hAnsi="Gotham Book"/>
-        </w:rPr>
-      </w:pPr>
-      <w:r>
-        <w:rPr>
-          <w:rFonts w:ascii="Gotham Book" w:hAnsi="Gotham Book"/>
-        </w:rPr>
-        <w:t xml:space="preserve">Alsasua, a </w:t>
-      </w:r>
-      <w:r>
-        <w:rPr>
-          <w:rFonts w:ascii="Gotham Book" w:hAnsi="Gotham Book"/>
-        </w:rPr>
-        <w:fldChar w:fldCharType="begin"/>
-      </w:r>
-      <w:r>
-        <w:rPr>
-          <w:rFonts w:ascii="Gotham Book" w:hAnsi="Gotham Book"/>
-        </w:rPr>
-        <w:instrText xml:space="preserve"> TIME \@ "dd' de 'MMMM' de 'yyyy" </w:instrText>
-      </w:r>
-      <w:r>
-        <w:rPr>
-          <w:rFonts w:ascii="Gotham Book" w:hAnsi="Gotham Book"/>
-        </w:rPr>
-        <w:fldChar w:fldCharType="separate"/>
-      </w:r>
-      <w:r>
-        <w:rPr>
-          <w:rFonts w:ascii="Gotham Book" w:hAnsi="Gotham Book"/>
-          <w:noProof/>
-        </w:rPr>
-        <w:t>01 de mayo de 2026</w:t>
-      </w:r>
-      <w:r>
-        <w:rPr>
-          <w:rFonts w:ascii="Gotham Book" w:hAnsi="Gotham Book"/>
-        </w:rPr>
-        <w:fldChar w:fldCharType="end"/>
-      </w:r>
-    </w:p>
-    <w:p/>
     <w:sectPr>
       <w:headerReference w:type="default" r:id="rId8"/>
       <w:footerReference w:type="default" r:id="rId9"/>
@@ -1487,7 +180,7 @@
                       <w:txbxContent>
                         <w:p>
                           <w:pPr>
-                            <w:spacing w:line="276" w:lineRule="auto"/>
+                            <w:spacing w:line="240" w:lineRule="auto"/>
                             <w:rPr>
                               <w:rFonts w:ascii="Gotham Book" w:hAnsi="Gotham Book"/>
                               <w:b/>
@@ -1536,7 +229,7 @@
                               <w:tab w:val="left" w:pos="6237"/>
                               <w:tab w:val="left" w:pos="8505"/>
                             </w:tabs>
-                            <w:spacing w:line="276" w:lineRule="auto"/>
+                            <w:spacing w:line="240" w:lineRule="auto"/>
                             <w:rPr>
                               <w:rFonts w:ascii="Gotham Book" w:hAnsi="Gotham Book"/>
                               <w:b/>
@@ -1552,7 +245,7 @@
                               <w:tab w:val="left" w:pos="6237"/>
                               <w:tab w:val="left" w:pos="8505"/>
                             </w:tabs>
-                            <w:spacing w:line="276" w:lineRule="auto"/>
+                            <w:spacing w:line="240" w:lineRule="auto"/>
                             <w:rPr>
                               <w:rFonts w:ascii="Gotham Book" w:hAnsi="Gotham Book"/>
                               <w:b/>
@@ -1582,7 +275,7 @@
                               <w:tab w:val="left" w:pos="6237"/>
                               <w:tab w:val="left" w:pos="8505"/>
                             </w:tabs>
-                            <w:spacing w:line="276" w:lineRule="auto"/>
+                            <w:spacing w:line="240" w:lineRule="auto"/>
                             <w:rPr>
                               <w:rFonts w:ascii="Gotham Book" w:hAnsi="Gotham Book"/>
                             </w:rPr>
@@ -1604,7 +297,7 @@
                               <w:tab w:val="left" w:pos="6237"/>
                               <w:tab w:val="left" w:pos="8505"/>
                             </w:tabs>
-                            <w:spacing w:line="276" w:lineRule="auto"/>
+                            <w:spacing w:line="240" w:lineRule="auto"/>
                             <w:rPr>
                               <w:rFonts w:ascii="Gotham Book" w:hAnsi="Gotham Book"/>
                             </w:rPr>
@@ -1626,7 +319,7 @@
                               <w:tab w:val="left" w:pos="6237"/>
                               <w:tab w:val="left" w:pos="8505"/>
                             </w:tabs>
-                            <w:spacing w:line="276" w:lineRule="auto"/>
+                            <w:spacing w:line="240" w:lineRule="auto"/>
                             <w:rPr>
                               <w:rFonts w:ascii="Gotham Book" w:hAnsi="Gotham Book"/>
                             </w:rPr>
@@ -1648,7 +341,7 @@
                               <w:tab w:val="left" w:pos="6237"/>
                               <w:tab w:val="left" w:pos="8505"/>
                             </w:tabs>
-                            <w:spacing w:line="276" w:lineRule="auto"/>
+                            <w:spacing w:line="240" w:lineRule="auto"/>
                             <w:rPr>
                               <w:rFonts w:ascii="Gotham Book" w:hAnsi="Gotham Book"/>
                               <w:b/>
@@ -1671,7 +364,7 @@
                               <w:tab w:val="left" w:pos="6237"/>
                               <w:tab w:val="left" w:pos="8505"/>
                             </w:tabs>
-                            <w:spacing w:line="276" w:lineRule="auto"/>
+                            <w:spacing w:line="240" w:lineRule="auto"/>
                             <w:rPr>
                               <w:rFonts w:ascii="Gotham Book" w:hAnsi="Gotham Book"/>
                               <w:b/>
@@ -1758,7 +451,7 @@
                 <w:txbxContent>
                   <w:p>
                     <w:pPr>
-                      <w:spacing w:line="276" w:lineRule="auto"/>
+                      <w:spacing w:line="240" w:lineRule="auto"/>
                       <w:rPr>
                         <w:rFonts w:ascii="Gotham Book" w:hAnsi="Gotham Book"/>
                         <w:b/>
@@ -1807,7 +500,7 @@
                         <w:tab w:val="left" w:pos="6237"/>
                         <w:tab w:val="left" w:pos="8505"/>
                       </w:tabs>
-                      <w:spacing w:line="276" w:lineRule="auto"/>
+                      <w:spacing w:line="240" w:lineRule="auto"/>
                       <w:rPr>
                         <w:rFonts w:ascii="Gotham Book" w:hAnsi="Gotham Book"/>
                         <w:b/>
@@ -1823,7 +516,7 @@
                         <w:tab w:val="left" w:pos="6237"/>
                         <w:tab w:val="left" w:pos="8505"/>
                       </w:tabs>
-                      <w:spacing w:line="276" w:lineRule="auto"/>
+                      <w:spacing w:line="240" w:lineRule="auto"/>
                       <w:rPr>
                         <w:rFonts w:ascii="Gotham Book" w:hAnsi="Gotham Book"/>
                         <w:b/>
@@ -1853,7 +546,7 @@
                         <w:tab w:val="left" w:pos="6237"/>
                         <w:tab w:val="left" w:pos="8505"/>
                       </w:tabs>
-                      <w:spacing w:line="276" w:lineRule="auto"/>
+                      <w:spacing w:line="240" w:lineRule="auto"/>
                       <w:rPr>
                         <w:rFonts w:ascii="Gotham Book" w:hAnsi="Gotham Book"/>
                       </w:rPr>
@@ -1875,7 +568,7 @@
                         <w:tab w:val="left" w:pos="6237"/>
                         <w:tab w:val="left" w:pos="8505"/>
                       </w:tabs>
-                      <w:spacing w:line="276" w:lineRule="auto"/>
+                      <w:spacing w:line="240" w:lineRule="auto"/>
                       <w:rPr>
                         <w:rFonts w:ascii="Gotham Book" w:hAnsi="Gotham Book"/>
                       </w:rPr>
@@ -1897,7 +590,7 @@
                         <w:tab w:val="left" w:pos="6237"/>
                         <w:tab w:val="left" w:pos="8505"/>
                       </w:tabs>
-                      <w:spacing w:line="276" w:lineRule="auto"/>
+                      <w:spacing w:line="240" w:lineRule="auto"/>
                       <w:rPr>
                         <w:rFonts w:ascii="Gotham Book" w:hAnsi="Gotham Book"/>
                       </w:rPr>
@@ -1919,7 +612,7 @@
                         <w:tab w:val="left" w:pos="6237"/>
                         <w:tab w:val="left" w:pos="8505"/>
                       </w:tabs>
-                      <w:spacing w:line="276" w:lineRule="auto"/>
+                      <w:spacing w:line="240" w:lineRule="auto"/>
                       <w:rPr>
                         <w:rFonts w:ascii="Gotham Book" w:hAnsi="Gotham Book"/>
                         <w:b/>
@@ -1942,7 +635,7 @@
                         <w:tab w:val="left" w:pos="6237"/>
                         <w:tab w:val="left" w:pos="8505"/>
                       </w:tabs>
-                      <w:spacing w:line="276" w:lineRule="auto"/>
+                      <w:spacing w:line="240" w:lineRule="auto"/>
                       <w:rPr>
                         <w:rFonts w:ascii="Gotham Book" w:hAnsi="Gotham Book"/>
                         <w:b/>
